--- a/public/templates/protocol-equipment-dq.docx
+++ b/public/templates/protocol-equipment-dq.docx
@@ -693,7 +693,7 @@
         <w:t>Good engineering practice (GEP)</w:t>
       </w:r>
       <w:r>
-        <w:t>: established engineering methods and standards, applied throughout the project lifecycle, that deliver suitable and cost-effective solutions and form the basis on which quality activities build.</w:t>
+        <w:t>: how the project does sound, value-for-money engineering at every stage using recognized methods, codes, and in-house standards; it is the baseline of competent work that the quality and qualification effort then builds on top of (concept per ISPE GEP).</w:t>
       </w:r>
     </w:p>
     <w:p>
@@ -707,7 +707,7 @@
         <w:t>Critical design element (CDE), also called critical aspect</w:t>
       </w:r>
       <w:r>
-        <w:t>: a function, feature, or design characteristic of the equipment that is necessary to assure product quality or patient safety, identified from process knowledge and risk assessment, and the subject of focused verification.</w:t>
+        <w:t>: any part of the equipment's design, a function, a built-in feature, or a measurable characteristic, that has to work for the product to be safe and meet its quality requirements; CDEs are picked out using what is known about the process plus the risk assessment, and they get the closest verification effort (concept per ASTM E2500 critical aspects).</w:t>
       </w:r>
     </w:p>
     <w:p>
